--- a/Hania_Seif_Resume.docx
+++ b/Hania_Seif_Resume.docx
@@ -539,7 +539,18 @@
           <w:sz w:val="18"/>
           <w:szCs w:val="18"/>
         </w:rPr>
-        <w:t>GPA: 3.68</w:t>
+        <w:t>GPA: 3.</w:t>
+      </w:r>
+      <w:r>
+        <w:rPr>
+          <w:rStyle w:val="eop"/>
+          <w:rFonts w:ascii="Cambria" w:hAnsi="Cambria"/>
+          <w:caps/>
+          <w:color w:val="262626" w:themeColor="text1" w:themeTint="D9"/>
+          <w:sz w:val="18"/>
+          <w:szCs w:val="18"/>
+        </w:rPr>
+        <w:t>74</w:t>
       </w:r>
       <w:r>
         <w:rPr>
@@ -633,7 +644,6 @@
         </w:rPr>
         <w:t xml:space="preserve">| </w:t>
       </w:r>
-      <w:proofErr w:type="spellStart"/>
       <w:r>
         <w:rPr>
           <w:rStyle w:val="normaltextrun"/>
@@ -641,7 +651,6 @@
         </w:rPr>
         <w:t>Sheefra</w:t>
       </w:r>
-      <w:proofErr w:type="spellEnd"/>
     </w:p>
     <w:p>
       <w:pPr>
@@ -759,7 +768,7 @@
           <w:sz w:val="22"/>
           <w:szCs w:val="22"/>
         </w:rPr>
-        <w:t>: Lead the development of an eCommerce website for a perfume client, handling the project from initial design to final deployment.</w:t>
+        <w:t>Lead the development of an eCommerce website for a perfume client, handling the project from initial design to final deployment.</w:t>
       </w:r>
     </w:p>
     <w:p>
@@ -1484,6 +1493,43 @@
     <w:p>
       <w:pPr>
         <w:pStyle w:val="paragraph"/>
+        <w:spacing w:before="0" w:beforeAutospacing="0" w:after="0" w:afterAutospacing="0"/>
+        <w:ind w:left="720"/>
+        <w:textAlignment w:val="baseline"/>
+        <w:rPr>
+          <w:rFonts w:ascii="Cambria" w:hAnsi="Cambria"/>
+          <w:sz w:val="20"/>
+          <w:szCs w:val="20"/>
+        </w:rPr>
+      </w:pPr>
+      <w:r>
+        <w:rPr>
+          <w:rFonts w:ascii="Cambria" w:hAnsi="Cambria"/>
+          <w:sz w:val="20"/>
+          <w:szCs w:val="20"/>
+        </w:rPr>
+        <w:t xml:space="preserve">Developed a simple coffee shop landing page using React, showcasing the </w:t>
+      </w:r>
+      <w:r>
+        <w:rPr>
+          <w:rFonts w:ascii="Cambria" w:hAnsi="Cambria"/>
+          <w:sz w:val="20"/>
+          <w:szCs w:val="20"/>
+        </w:rPr>
+        <w:t>coffeeshop</w:t>
+      </w:r>
+      <w:r>
+        <w:rPr>
+          <w:rFonts w:ascii="Cambria" w:hAnsi="Cambria"/>
+          <w:sz w:val="20"/>
+          <w:szCs w:val="20"/>
+        </w:rPr>
+        <w:t xml:space="preserve"> about section, menu, contact information for more engagement</w:t>
+      </w:r>
+    </w:p>
+    <w:p>
+      <w:pPr>
+        <w:pStyle w:val="paragraph"/>
         <w:numPr>
           <w:ilvl w:val="0"/>
           <w:numId w:val="9"/>
@@ -1497,10 +1543,35 @@
       <w:r>
         <w:rPr>
           <w:rFonts w:ascii="Cambria" w:hAnsi="Cambria"/>
+        </w:rPr>
+        <w:t>BunFire</w:t>
+      </w:r>
+      <w:r>
+        <w:rPr>
+          <w:rFonts w:ascii="Cambria" w:hAnsi="Cambria"/>
+        </w:rPr>
+        <w:t xml:space="preserve"> (Restaurant Landing Page)</w:t>
+      </w:r>
+    </w:p>
+    <w:p>
+      <w:pPr>
+        <w:pStyle w:val="paragraph"/>
+        <w:spacing w:before="0" w:beforeAutospacing="0" w:after="0" w:afterAutospacing="0"/>
+        <w:ind w:left="720"/>
+        <w:textAlignment w:val="baseline"/>
+        <w:rPr>
+          <w:rFonts w:ascii="Cambria" w:hAnsi="Cambria"/>
           <w:sz w:val="20"/>
           <w:szCs w:val="20"/>
         </w:rPr>
-        <w:t>Developed a simple coffee shop landing page using React, showcasing the restaurant's about section, menu, contact information for more engagement</w:t>
+      </w:pPr>
+      <w:r>
+        <w:rPr>
+          <w:rFonts w:ascii="Cambria" w:hAnsi="Cambria"/>
+          <w:sz w:val="20"/>
+          <w:szCs w:val="20"/>
+        </w:rPr>
+        <w:t>HTML5, CSS3, JavaScript, Google Maps API, responsive design</w:t>
       </w:r>
     </w:p>
     <w:p>
@@ -1520,7 +1591,7 @@
         <w:rPr>
           <w:rFonts w:ascii="Cambria" w:hAnsi="Cambria"/>
         </w:rPr>
-        <w:t>Tabs Tracker (Chrome Extension)</w:t>
+        <w:t>Saturdays (Restaurant Landing Page)</w:t>
       </w:r>
     </w:p>
     <w:p>
@@ -1541,7 +1612,7 @@
           <w:sz w:val="20"/>
           <w:szCs w:val="20"/>
         </w:rPr>
-        <w:t>A lightweight Chrome extension that lets users save their favorite tabs or manually input URLs for quick access, storing them locally for offline use. Using JavaScript and local storage, it provides a streamlined interface for bookmarking and organizing frequently visited sites, enhancing browsing efficiency and productivity.</w:t>
+        <w:t>Developed a dynamic restaurant landing page using HTML, CSS, and JavaScript, showcasing the restaurant's menu and contact information to enhance online visibility and customer engagement</w:t>
       </w:r>
     </w:p>
     <w:p>
@@ -1561,7 +1632,20 @@
         <w:rPr>
           <w:rFonts w:ascii="Cambria" w:hAnsi="Cambria"/>
         </w:rPr>
-        <w:t>Restaurant Landing Page</w:t>
+        <w:lastRenderedPageBreak/>
+        <w:t>Bookworms (</w:t>
+      </w:r>
+      <w:r>
+        <w:rPr>
+          <w:rFonts w:ascii="Cambria" w:hAnsi="Cambria"/>
+        </w:rPr>
+        <w:t>Book Club Landing Page</w:t>
+      </w:r>
+      <w:r>
+        <w:rPr>
+          <w:rFonts w:ascii="Cambria" w:hAnsi="Cambria"/>
+        </w:rPr>
+        <w:t>)</w:t>
       </w:r>
     </w:p>
     <w:p>
@@ -1582,8 +1666,15 @@
           <w:sz w:val="20"/>
           <w:szCs w:val="20"/>
         </w:rPr>
-        <w:lastRenderedPageBreak/>
-        <w:t>Developed a dynamic restaurant landing page using HTML, CSS, and JavaScript, showcasing the restaurant's menu and contact information to enhance online visibility and customer engagement</w:t>
+        <w:t xml:space="preserve">Created a </w:t>
+      </w:r>
+      <w:r>
+        <w:rPr>
+          <w:rFonts w:ascii="Cambria" w:hAnsi="Cambria"/>
+          <w:sz w:val="20"/>
+          <w:szCs w:val="20"/>
+        </w:rPr>
+        <w:t xml:space="preserve">simple landing page for a book club using only HTML and CSS. It features a clean and responsive design with essential elements. </w:t>
       </w:r>
     </w:p>
     <w:p>
@@ -1603,7 +1694,7 @@
         <w:rPr>
           <w:rFonts w:ascii="Cambria" w:hAnsi="Cambria"/>
         </w:rPr>
-        <w:t xml:space="preserve">Book Club Landing Page </w:t>
+        <w:t xml:space="preserve">Personal portfolio </w:t>
       </w:r>
     </w:p>
     <w:p>
@@ -1624,15 +1715,7 @@
           <w:sz w:val="20"/>
           <w:szCs w:val="20"/>
         </w:rPr>
-        <w:t xml:space="preserve">Created a </w:t>
-      </w:r>
-      <w:r>
-        <w:rPr>
-          <w:rFonts w:ascii="Cambria" w:hAnsi="Cambria"/>
-          <w:sz w:val="20"/>
-          <w:szCs w:val="20"/>
-        </w:rPr>
-        <w:t xml:space="preserve">simple landing page for a book club using only HTML and CSS. It features a clean and responsive design with essential elements. </w:t>
+        <w:t>Created a sleek and responsive frontend portfolio using HTML, CSS, and JavaScript. Showcasing my skills in user-centric design and clean coding for impactful web experiences.</w:t>
       </w:r>
     </w:p>
     <w:p>
@@ -1652,7 +1735,7 @@
         <w:rPr>
           <w:rFonts w:ascii="Cambria" w:hAnsi="Cambria"/>
         </w:rPr>
-        <w:t xml:space="preserve">Personal portfolio </w:t>
+        <w:t>Tabs Tracker (Chrome Extension)</w:t>
       </w:r>
     </w:p>
     <w:p>
@@ -1673,7 +1756,7 @@
           <w:sz w:val="20"/>
           <w:szCs w:val="20"/>
         </w:rPr>
-        <w:t>Created a sleek and responsive frontend portfolio using HTML, CSS, and JavaScript. Showcasing my skills in user-centric design and clean coding for impactful web experiences.</w:t>
+        <w:t>A lightweight Chrome extension that lets users save their favorite tabs or manually input URLs for quick access, storing them locally for offline use. Using JavaScript and local storage, it provides a streamlined interface for bookmarking and organizing frequently visited sites, enhancing browsing efficiency and productivity.</w:t>
       </w:r>
     </w:p>
     <w:p>
@@ -1722,76 +1805,7 @@
           <w:sz w:val="20"/>
           <w:szCs w:val="20"/>
         </w:rPr>
-        <w:t xml:space="preserve">A responsive Pinterest clone, seamlessly integrating the </w:t>
-      </w:r>
-      <w:proofErr w:type="spellStart"/>
-      <w:r>
-        <w:rPr>
-          <w:rFonts w:ascii="Cambria" w:hAnsi="Cambria"/>
-          <w:sz w:val="20"/>
-          <w:szCs w:val="20"/>
-        </w:rPr>
-        <w:t>Unsplash</w:t>
-      </w:r>
-      <w:proofErr w:type="spellEnd"/>
-      <w:r>
-        <w:rPr>
-          <w:rFonts w:ascii="Cambria" w:hAnsi="Cambria"/>
-          <w:sz w:val="20"/>
-          <w:szCs w:val="20"/>
-        </w:rPr>
-        <w:t xml:space="preserve"> API and showcasing my expertise in HTML, CSS, and JavaScript.</w:t>
-      </w:r>
-    </w:p>
-    <w:p>
-      <w:pPr>
-        <w:pStyle w:val="paragraph"/>
-        <w:numPr>
-          <w:ilvl w:val="0"/>
-          <w:numId w:val="8"/>
-        </w:numPr>
-        <w:spacing w:before="0" w:beforeAutospacing="0" w:after="0" w:afterAutospacing="0"/>
-        <w:textAlignment w:val="baseline"/>
-        <w:rPr>
-          <w:rFonts w:ascii="Cambria" w:hAnsi="Cambria"/>
-          <w:sz w:val="22"/>
-          <w:szCs w:val="22"/>
-        </w:rPr>
-      </w:pPr>
-      <w:r>
-        <w:rPr>
-          <w:rFonts w:ascii="Cambria" w:hAnsi="Cambria"/>
-        </w:rPr>
-        <w:t>Register/Login Form</w:t>
-      </w:r>
-    </w:p>
-    <w:p>
-      <w:pPr>
-        <w:pStyle w:val="paragraph"/>
-        <w:spacing w:before="0" w:beforeAutospacing="0" w:after="0" w:afterAutospacing="0"/>
-        <w:ind w:left="720"/>
-        <w:textAlignment w:val="baseline"/>
-        <w:rPr>
-          <w:rFonts w:ascii="Cambria" w:hAnsi="Cambria"/>
-          <w:sz w:val="20"/>
-          <w:szCs w:val="20"/>
-        </w:rPr>
-      </w:pPr>
-      <w:r>
-        <w:rPr>
-          <w:rFonts w:ascii="Cambria" w:hAnsi="Cambria"/>
-          <w:sz w:val="20"/>
-          <w:szCs w:val="20"/>
-        </w:rPr>
-        <w:t>Us</w:t>
-      </w:r>
-      <w:r>
-        <w:rPr>
-          <w:rFonts w:ascii="Cambria" w:hAnsi="Cambria"/>
-          <w:sz w:val="20"/>
-          <w:szCs w:val="20"/>
-        </w:rPr>
-        <w:t>er registration and login system with form validation. It demonstrates fundamental web development concepts using HTML, CSS, and JavaScript.</w:t>
+        <w:t>A responsive Pinterest clone, seamlessly integrating the Unsplash API and showcasing my expertise in HTML, CSS, and JavaScript.</w:t>
       </w:r>
     </w:p>
     <w:p>
@@ -2627,7 +2641,7 @@
   <w:abstractNum w:abstractNumId="7" w15:restartNumberingAfterBreak="0">
     <w:nsid w:val="4D631662"/>
     <w:multiLevelType w:val="hybridMultilevel"/>
-    <w:tmpl w:val="3A92632A"/>
+    <w:tmpl w:val="8306FAB0"/>
     <w:lvl w:ilvl="0" w:tplc="04090001">
       <w:start w:val="1"/>
       <w:numFmt w:val="bullet"/>

--- a/Hania_Seif_Resume.docx
+++ b/Hania_Seif_Resume.docx
@@ -47,9 +47,6 @@
         <w:spacing w:before="0" w:beforeAutospacing="0" w:after="0" w:afterAutospacing="0"/>
         <w:textAlignment w:val="baseline"/>
         <w:rPr>
-          <w:rStyle w:val="normaltextrun"/>
-          <w:rFonts w:ascii="Cambria" w:hAnsi="Cambria"/>
-          <w:color w:val="262626" w:themeColor="text1" w:themeTint="D9"/>
           <w:sz w:val="18"/>
           <w:szCs w:val="18"/>
         </w:rPr>
@@ -118,20 +115,42 @@
           <w:sz w:val="18"/>
           <w:szCs w:val="18"/>
         </w:rPr>
-        <w:t xml:space="preserve"> | </w:t>
+        <w:t> |</w:t>
+      </w:r>
+      <w:r>
+        <w:rPr>
+          <w:rStyle w:val="normaltextrun"/>
+          <w:rFonts w:ascii="Cambria" w:hAnsi="Cambria"/>
+          <w:color w:val="262626" w:themeColor="text1" w:themeTint="D9"/>
+          <w:sz w:val="22"/>
+          <w:szCs w:val="22"/>
+        </w:rPr>
+        <w:t xml:space="preserve"> </w:t>
       </w:r>
       <w:hyperlink r:id="rId8" w:history="1">
         <w:r>
           <w:rPr>
             <w:rStyle w:val="Hyperlink"/>
-            <w:rFonts w:ascii="Cambria" w:hAnsi="Cambria"/>
-            <w:color w:val="0679EE" w:themeColor="hyperlink" w:themeTint="D9"/>
             <w:sz w:val="18"/>
             <w:szCs w:val="18"/>
           </w:rPr>
-          <w:t>https://hania-cs.github.io/My-Portfolio/</w:t>
+          <w:t>https://hania-cs.github.io/Portfolio/</w:t>
         </w:r>
       </w:hyperlink>
+    </w:p>
+    <w:p>
+      <w:pPr>
+        <w:pStyle w:val="paragraph"/>
+        <w:spacing w:before="0" w:beforeAutospacing="0" w:after="0" w:afterAutospacing="0"/>
+        <w:textAlignment w:val="baseline"/>
+        <w:rPr>
+          <w:rStyle w:val="normaltextrun"/>
+          <w:rFonts w:ascii="Cambria" w:hAnsi="Cambria"/>
+          <w:color w:val="262626" w:themeColor="text1" w:themeTint="D9"/>
+          <w:sz w:val="18"/>
+          <w:szCs w:val="18"/>
+        </w:rPr>
+      </w:pPr>
     </w:p>
     <w:p>
       <w:pPr>
@@ -644,6 +663,7 @@
         </w:rPr>
         <w:t xml:space="preserve">| </w:t>
       </w:r>
+      <w:proofErr w:type="spellStart"/>
       <w:r>
         <w:rPr>
           <w:rStyle w:val="normaltextrun"/>
@@ -651,6 +671,7 @@
         </w:rPr>
         <w:t>Sheefra</w:t>
       </w:r>
+      <w:proofErr w:type="spellEnd"/>
     </w:p>
     <w:p>
       <w:pPr>
@@ -1540,12 +1561,14 @@
           <w:rFonts w:ascii="Cambria" w:hAnsi="Cambria"/>
         </w:rPr>
       </w:pPr>
+      <w:proofErr w:type="spellStart"/>
       <w:r>
         <w:rPr>
           <w:rFonts w:ascii="Cambria" w:hAnsi="Cambria"/>
         </w:rPr>
         <w:t>BunFire</w:t>
       </w:r>
+      <w:proofErr w:type="spellEnd"/>
       <w:r>
         <w:rPr>
           <w:rFonts w:ascii="Cambria" w:hAnsi="Cambria"/>
@@ -1805,7 +1828,25 @@
           <w:sz w:val="20"/>
           <w:szCs w:val="20"/>
         </w:rPr>
-        <w:t>A responsive Pinterest clone, seamlessly integrating the Unsplash API and showcasing my expertise in HTML, CSS, and JavaScript.</w:t>
+        <w:t xml:space="preserve">A responsive Pinterest clone, seamlessly integrating the </w:t>
+      </w:r>
+      <w:proofErr w:type="spellStart"/>
+      <w:r>
+        <w:rPr>
+          <w:rFonts w:ascii="Cambria" w:hAnsi="Cambria"/>
+          <w:sz w:val="20"/>
+          <w:szCs w:val="20"/>
+        </w:rPr>
+        <w:t>Unsplash</w:t>
+      </w:r>
+      <w:proofErr w:type="spellEnd"/>
+      <w:r>
+        <w:rPr>
+          <w:rFonts w:ascii="Cambria" w:hAnsi="Cambria"/>
+          <w:sz w:val="20"/>
+          <w:szCs w:val="20"/>
+        </w:rPr>
+        <w:t xml:space="preserve"> API and showcasing my expertise in HTML, CSS, and JavaScript.</w:t>
       </w:r>
     </w:p>
     <w:p>
@@ -4189,6 +4230,18 @@
       <w:contextualSpacing/>
     </w:pPr>
   </w:style>
+  <w:style w:type="character" w:styleId="UnresolvedMention">
+    <w:name w:val="Unresolved Mention"/>
+    <w:basedOn w:val="DefaultParagraphFont"/>
+    <w:uiPriority w:val="99"/>
+    <w:semiHidden/>
+    <w:unhideWhenUsed/>
+    <w:rsid w:val="009876DB"/>
+    <w:rPr>
+      <w:color w:val="605E5C"/>
+      <w:shd w:val="clear" w:color="auto" w:fill="E1DFDD"/>
+    </w:rPr>
+  </w:style>
 </w:styles>
 </file>
 
